--- a/Atividade 04 - 202302547 - Ícaro Pereira Rosa Alves de Sá.docx
+++ b/Atividade 04 - 202302547 - Ícaro Pereira Rosa Alves de Sá.docx
@@ -180,7 +180,6 @@
           <w:szCs w:val="44"/>
         </w:rPr>
       </w:pPr>
-      <w:proofErr w:type="spellStart"/>
       <w:r>
         <w:rPr>
           <w:rFonts w:ascii="Times New Roman" w:hAnsi="Times New Roman" w:cs="Times New Roman"/>
@@ -189,10 +188,12 @@
           <w:sz w:val="44"/>
           <w:szCs w:val="44"/>
         </w:rPr>
-        <w:t>Wireshark</w:t>
-      </w:r>
-      <w:proofErr w:type="spellEnd"/>
-      <w:r>
+        <w:t>Camada de Transporte</w:t>
+      </w:r>
+    </w:p>
+    <w:p>
+      <w:pPr>
+        <w:jc w:val="center"/>
         <w:rPr>
           <w:rFonts w:ascii="Times New Roman" w:hAnsi="Times New Roman" w:cs="Times New Roman"/>
           <w:b/>
@@ -200,12 +201,9 @@
           <w:sz w:val="44"/>
           <w:szCs w:val="44"/>
         </w:rPr>
-        <w:t xml:space="preserve"> TCP</w:t>
-      </w:r>
-    </w:p>
-    <w:p>
-      <w:pPr>
-        <w:jc w:val="center"/>
+      </w:pPr>
+      <w:proofErr w:type="spellStart"/>
+      <w:r>
         <w:rPr>
           <w:rFonts w:ascii="Times New Roman" w:hAnsi="Times New Roman" w:cs="Times New Roman"/>
           <w:b/>
@@ -213,11 +211,10 @@
           <w:sz w:val="44"/>
           <w:szCs w:val="44"/>
         </w:rPr>
-      </w:pPr>
-    </w:p>
-    <w:p>
-      <w:pPr>
-        <w:jc w:val="center"/>
+        <w:t>Wireshark</w:t>
+      </w:r>
+      <w:proofErr w:type="spellEnd"/>
+      <w:r>
         <w:rPr>
           <w:rFonts w:ascii="Times New Roman" w:hAnsi="Times New Roman" w:cs="Times New Roman"/>
           <w:b/>
@@ -225,7 +222,8 @@
           <w:sz w:val="44"/>
           <w:szCs w:val="44"/>
         </w:rPr>
-      </w:pPr>
+        <w:t xml:space="preserve"> TCP</w:t>
+      </w:r>
     </w:p>
     <w:p>
       <w:pPr>
@@ -316,6 +314,30 @@
         <w:jc w:val="center"/>
         <w:rPr>
           <w:rFonts w:ascii="Times New Roman" w:hAnsi="Times New Roman" w:cs="Times New Roman"/>
+          <w:b/>
+          <w:bCs/>
+          <w:sz w:val="44"/>
+          <w:szCs w:val="44"/>
+        </w:rPr>
+      </w:pPr>
+    </w:p>
+    <w:p>
+      <w:pPr>
+        <w:jc w:val="center"/>
+        <w:rPr>
+          <w:rFonts w:ascii="Times New Roman" w:hAnsi="Times New Roman" w:cs="Times New Roman"/>
+          <w:b/>
+          <w:bCs/>
+          <w:sz w:val="44"/>
+          <w:szCs w:val="44"/>
+        </w:rPr>
+      </w:pPr>
+    </w:p>
+    <w:p>
+      <w:pPr>
+        <w:jc w:val="center"/>
+        <w:rPr>
+          <w:rFonts w:ascii="Times New Roman" w:hAnsi="Times New Roman" w:cs="Times New Roman"/>
           <w:sz w:val="24"/>
           <w:szCs w:val="24"/>
         </w:rPr>
@@ -344,6 +366,7 @@
           <w:sz w:val="24"/>
           <w:szCs w:val="24"/>
         </w:rPr>
+        <w:lastRenderedPageBreak/>
         <w:t>2025</w:t>
       </w:r>
     </w:p>
@@ -370,7 +393,6 @@
           <w:sz w:val="28"/>
           <w:szCs w:val="28"/>
         </w:rPr>
-        <w:lastRenderedPageBreak/>
         <w:t>Capturando uma transferência TCP em massa do seu computador para um servidor remoto</w:t>
       </w:r>
     </w:p>
